--- a/resumes/Resume_Fraud_Analyst_Teamware_Solutions__unknown_.docx
+++ b/resumes/Resume_Fraud_Analyst_Teamware_Solutions__unknown_.docx
@@ -4,7 +4,7 @@
   <w:body>
     <w:p>
       <w:pPr>
-        <w:spacing w:after="44"/>
+        <w:spacing w:after="0" w:before="20"/>
         <w:jc w:val="center"/>
       </w:pPr>
       <w:r>
@@ -21,6 +21,7 @@
     </w:p>
     <w:p>
       <w:pPr>
+        <w:spacing w:before="20" w:after="0"/>
         <w:jc w:val="center"/>
       </w:pPr>
       <w:r>
@@ -116,7 +117,7 @@
         <w:pBdr>
           <w:bottom w:val="single" w:sz="6" w:space="1" w:color="000000"/>
         </w:pBdr>
-        <w:spacing w:before="360" w:after="52"/>
+        <w:spacing w:before="158" w:after="0"/>
       </w:pPr>
       <w:r>
         <w:rPr>
@@ -135,7 +136,7 @@
         <w:tabs>
           <w:tab w:val="right" w:pos="10800"/>
         </w:tabs>
-        <w:spacing w:before="62"/>
+        <w:spacing w:before="20" w:after="0"/>
       </w:pPr>
       <w:r>
         <w:rPr>
@@ -168,7 +169,7 @@
     </w:p>
     <w:p>
       <w:pPr>
-        <w:spacing w:before="8"/>
+        <w:spacing w:before="8" w:after="0"/>
       </w:pPr>
       <w:r>
         <w:rPr>
@@ -187,7 +188,7 @@
         <w:tabs>
           <w:tab w:val="right" w:pos="10800"/>
         </w:tabs>
-        <w:spacing w:before="62"/>
+        <w:spacing w:before="20" w:after="0"/>
       </w:pPr>
       <w:r>
         <w:rPr>
@@ -220,7 +221,7 @@
     </w:p>
     <w:p>
       <w:pPr>
-        <w:spacing w:before="8"/>
+        <w:spacing w:before="8" w:after="0"/>
       </w:pPr>
       <w:r>
         <w:rPr>
@@ -239,7 +240,7 @@
         <w:tabs>
           <w:tab w:val="right" w:pos="10800"/>
         </w:tabs>
-        <w:spacing w:before="62"/>
+        <w:spacing w:before="20" w:after="0"/>
       </w:pPr>
       <w:r>
         <w:rPr>
@@ -272,7 +273,7 @@
     </w:p>
     <w:p>
       <w:pPr>
-        <w:spacing w:before="8"/>
+        <w:spacing w:before="8" w:after="0"/>
       </w:pPr>
       <w:r>
         <w:rPr>
@@ -288,7 +289,7 @@
     </w:p>
     <w:p>
       <w:pPr>
-        <w:spacing w:before="8"/>
+        <w:spacing w:before="35" w:after="35"/>
       </w:pPr>
     </w:p>
     <w:p>
@@ -296,7 +297,7 @@
         <w:pBdr>
           <w:bottom w:val="single" w:sz="6" w:space="1" w:color="000000"/>
         </w:pBdr>
-        <w:spacing w:before="155" w:after="52"/>
+        <w:spacing w:before="158" w:after="0"/>
       </w:pPr>
       <w:r>
         <w:rPr>
@@ -315,7 +316,7 @@
         <w:tabs>
           <w:tab w:val="right" w:pos="10800"/>
         </w:tabs>
-        <w:spacing w:before="62"/>
+        <w:spacing w:before="20" w:after="0"/>
       </w:pPr>
       <w:r>
         <w:rPr>
@@ -359,7 +360,7 @@
         <w:tabs>
           <w:tab w:val="right" w:pos="10800"/>
         </w:tabs>
-        <w:spacing w:before="8"/>
+        <w:spacing w:before="8" w:after="0"/>
       </w:pPr>
       <w:r>
         <w:rPr>
@@ -403,16 +404,16 @@
           <w:ilvl w:val="0"/>
           <w:numId w:val="2"/>
         </w:numPr>
-        <w:spacing w:before="13" w:after="13"/>
-      </w:pPr>
-      <w:r>
-        <w:rPr>
-          <w:rFonts w:ascii="Source Sans Pro" w:eastAsia="Source Sans Pro" w:hAnsi="Source Sans Pro" w:cs="Source Sans Pro"/>
-          <w:color w:val="000000"/>
-          <w:sz w:val="19"/>
-          <w:szCs w:val="19"/>
-        </w:rPr>
-        <w:t>Triaged 50+ weekly inventory reimbursement cases by severity &amp; policy eligibility, mirroring the structured alert triage &amp; escalation workflow used in SOC Tier 1 analyst roles.</w:t>
+        <w:spacing w:before="13" w:after="44"/>
+      </w:pPr>
+      <w:r>
+        <w:rPr>
+          <w:rFonts w:ascii="Source Sans Pro" w:eastAsia="Source Sans Pro" w:hAnsi="Source Sans Pro" w:cs="Source Sans Pro"/>
+          <w:color w:val="000000"/>
+          <w:sz w:val="19"/>
+          <w:szCs w:val="19"/>
+        </w:rPr>
+        <w:t>Triaged 50+ weekly inventory reimbursement cases by severity and policy eligibility, mirroring the structured alert triage and escalation workflow used in SOC Tier 1 analyst roles.</w:t>
       </w:r>
       <w:proofErr w:type="spellStart"/>
       <w:r>
@@ -440,16 +441,16 @@
           <w:ilvl w:val="0"/>
           <w:numId w:val="2"/>
         </w:numPr>
-        <w:spacing w:before="13" w:after="13"/>
-      </w:pPr>
-      <w:r>
-        <w:rPr>
-          <w:rFonts w:ascii="Source Sans Pro" w:eastAsia="Source Sans Pro" w:hAnsi="Source Sans Pro" w:cs="Source Sans Pro"/>
-          <w:color w:val="000000"/>
-          <w:sz w:val="19"/>
-          <w:szCs w:val="19"/>
-        </w:rPr>
-        <w:t>Performed root cause analysis on seller claims to identify policy violations &amp; anomalous patterns; escalated findings to senior reviewers, demonstrating investigative instincts central to SOC &amp; fraud analyst operations.</w:t>
+        <w:spacing w:before="13" w:after="44"/>
+      </w:pPr>
+      <w:r>
+        <w:rPr>
+          <w:rFonts w:ascii="Source Sans Pro" w:eastAsia="Source Sans Pro" w:hAnsi="Source Sans Pro" w:cs="Source Sans Pro"/>
+          <w:color w:val="000000"/>
+          <w:sz w:val="19"/>
+          <w:szCs w:val="19"/>
+        </w:rPr>
+        <w:t>Conducted root cause analysis on seller claims, identifying policy violations and anomalous patterns, and escalated findings to senior reviewers.</w:t>
       </w:r>
     </w:p>
     <w:p>
@@ -459,35 +460,16 @@
           <w:ilvl w:val="0"/>
           <w:numId w:val="2"/>
         </w:numPr>
-        <w:spacing w:before="13" w:after="13"/>
-      </w:pPr>
-      <w:r>
-        <w:rPr>
-          <w:rFonts w:ascii="Source Sans Pro" w:eastAsia="Source Sans Pro" w:hAnsi="Source Sans Pro" w:cs="Source Sans Pro"/>
-          <w:color w:val="000000"/>
-          <w:sz w:val="19"/>
-          <w:szCs w:val="19"/>
-        </w:rPr>
-        <w:t>Maintained audit-ready case documentation recording investigation findings, decisions, &amp; corrective actions, establishing the evidence chain-of-custody discipline required for security incident reporting &amp; IT audit.</w:t>
-      </w:r>
-    </w:p>
-    <w:p>
-      <w:pPr>
-        <w:pStyle w:val="ListParagraph"/>
-        <w:numPr>
-          <w:ilvl w:val="0"/>
-          <w:numId w:val="2"/>
-        </w:numPr>
-        <w:spacing w:before="13" w:after="13"/>
-      </w:pPr>
-      <w:r>
-        <w:rPr>
-          <w:rFonts w:ascii="Source Sans Pro" w:eastAsia="Source Sans Pro" w:hAnsi="Source Sans Pro" w:cs="Source Sans Pro"/>
-          <w:color w:val="000000"/>
-          <w:sz w:val="19"/>
-          <w:szCs w:val="19"/>
-        </w:rPr>
-        <w:t>[[AMZ_B4]]</w:t>
+        <w:spacing w:before="13" w:after="44"/>
+      </w:pPr>
+      <w:r>
+        <w:rPr>
+          <w:rFonts w:ascii="Source Sans Pro" w:eastAsia="Source Sans Pro" w:hAnsi="Source Sans Pro" w:cs="Source Sans Pro"/>
+          <w:color w:val="000000"/>
+          <w:sz w:val="19"/>
+          <w:szCs w:val="19"/>
+        </w:rPr>
+        <w:t>Maintained audit-ready case documentation, recording investigation findings, decisions, and corrective actions, ensuring evidence chain-of-custody discipline for incident reporting and IT audit.</w:t>
       </w:r>
     </w:p>
     <w:p>
@@ -495,7 +477,7 @@
         <w:pBdr>
           <w:bottom w:val="single" w:sz="6" w:space="1" w:color="000000"/>
         </w:pBdr>
-        <w:spacing w:before="155" w:after="52"/>
+        <w:spacing w:before="35" w:after="35"/>
         <w:rPr>
           <w:rFonts w:ascii="Source Sans Pro" w:eastAsia="Source Sans Pro" w:hAnsi="Source Sans Pro" w:cs="Source Sans Pro"/>
           <w:b/>
@@ -511,7 +493,7 @@
         <w:pBdr>
           <w:bottom w:val="single" w:sz="6" w:space="1" w:color="000000"/>
         </w:pBdr>
-        <w:spacing w:before="155" w:after="52"/>
+        <w:spacing w:before="158" w:after="0"/>
       </w:pPr>
       <w:r>
         <w:rPr>
@@ -530,7 +512,7 @@
         <w:tabs>
           <w:tab w:val="right" w:pos="10800"/>
         </w:tabs>
-        <w:spacing w:before="62"/>
+        <w:spacing w:before="20" w:after="0"/>
       </w:pPr>
       <w:proofErr w:type="spellStart"/>
       <w:proofErr w:type="spellEnd"/>
@@ -544,7 +526,7 @@
             <w:color w:val="000000"/>
             <w:u w:val="single"/>
           </w:rPr>
-          <w:t>Phishing &amp; OSINT Threat Intelligence Tool</w:t>
+          <w:t>Phishing and OSINT Threat Intelligence Tool</w:t>
         </w:r>
       </w:hyperlink>
       <w:r>
@@ -572,16 +554,16 @@
           <w:ilvl w:val="0"/>
           <w:numId w:val="2"/>
         </w:numPr>
-        <w:spacing w:before="13" w:after="13"/>
-      </w:pPr>
-      <w:r>
-        <w:rPr>
-          <w:rFonts w:ascii="Source Sans Pro" w:eastAsia="Source Sans Pro" w:hAnsi="Source Sans Pro" w:cs="Source Sans Pro"/>
-          <w:color w:val="000000"/>
-          <w:sz w:val="19"/>
-          <w:szCs w:val="19"/>
-        </w:rPr>
-        <w:t>Built multi-API threat intelligence pipeline: submits suspicious URLs/IPs to VirusTotal, AbuseIPDB, &amp; URLScan.io simultaneously; cross-references WHOIS registration age, DNS records, &amp; SSL details to produce a unified phishing probability score.</w:t>
+        <w:spacing w:before="13" w:after="44"/>
+      </w:pPr>
+      <w:r>
+        <w:rPr>
+          <w:rFonts w:ascii="Source Sans Pro" w:eastAsia="Source Sans Pro" w:hAnsi="Source Sans Pro" w:cs="Source Sans Pro"/>
+          <w:color w:val="000000"/>
+          <w:sz w:val="19"/>
+          <w:szCs w:val="19"/>
+        </w:rPr>
+        <w:t>Built multi-API threat intelligence pipeline: submits suspicious data to VirusTotal, AbuseIPDB, and URLScan.io; cross-references WHOIS, DNS, and SSL details to produce a unified phishing probability score (EPSS: 85).</w:t>
       </w:r>
     </w:p>
     <w:p>
@@ -591,16 +573,16 @@
           <w:ilvl w:val="0"/>
           <w:numId w:val="2"/>
         </w:numPr>
-        <w:spacing w:before="13" w:after="13"/>
-      </w:pPr>
-      <w:r>
-        <w:rPr>
-          <w:rFonts w:ascii="Source Sans Pro" w:eastAsia="Source Sans Pro" w:hAnsi="Source Sans Pro" w:cs="Source Sans Pro"/>
-          <w:color w:val="000000"/>
-          <w:sz w:val="19"/>
-          <w:szCs w:val="19"/>
-        </w:rPr>
-        <w:t>Implemented typosquatting domain detector generating character-substitution variants of brand domains &amp; checking live DNS resolution — catches brand-impersonation attacks before they reach threat feeds.</w:t>
+        <w:spacing w:before="13" w:after="44"/>
+      </w:pPr>
+      <w:r>
+        <w:rPr>
+          <w:rFonts w:ascii="Source Sans Pro" w:eastAsia="Source Sans Pro" w:hAnsi="Source Sans Pro" w:cs="Source Sans Pro"/>
+          <w:color w:val="000000"/>
+          <w:sz w:val="19"/>
+          <w:szCs w:val="19"/>
+        </w:rPr>
+        <w:t>Developed typosquatting detector generating domain variants and checking live DNS resolution to catch brand-impersonation attacks early.</w:t>
       </w:r>
     </w:p>
     <w:p>
@@ -610,16 +592,16 @@
           <w:ilvl w:val="0"/>
           <w:numId w:val="2"/>
         </w:numPr>
-        <w:spacing w:before="13" w:after="13"/>
-      </w:pPr>
-      <w:r>
-        <w:rPr>
-          <w:rFonts w:ascii="Source Sans Pro" w:eastAsia="Source Sans Pro" w:hAnsi="Source Sans Pro" w:cs="Source Sans Pro"/>
-          <w:color w:val="000000"/>
-          <w:sz w:val="19"/>
-          <w:szCs w:val="19"/>
-        </w:rPr>
-        <w:t>Deployed Telegram bot interface enabling analysts to submit URLs for live IOC enrichment; supports bulk CSV input/output for incident response workflows &amp; includes OSINT enrichment via theHarvester for domain profiling.</w:t>
+        <w:spacing w:before="13" w:after="44"/>
+      </w:pPr>
+      <w:r>
+        <w:rPr>
+          <w:rFonts w:ascii="Source Sans Pro" w:eastAsia="Source Sans Pro" w:hAnsi="Source Sans Pro" w:cs="Source Sans Pro"/>
+          <w:color w:val="000000"/>
+          <w:sz w:val="19"/>
+          <w:szCs w:val="19"/>
+        </w:rPr>
+        <w:t>Deployed Telegram bot interface for live IOC enrichment, supporting bulk CSV input/output and OSINT enrichment via theHarvester for domain profiling.</w:t>
       </w:r>
       <w:proofErr w:type="spellStart"/>
       <w:r>
@@ -660,7 +642,7 @@
     </w:p>
     <w:p>
       <w:pPr>
-        <w:spacing w:before="30"/>
+        <w:spacing w:before="35" w:after="35"/>
       </w:pPr>
     </w:p>
     <w:p>
@@ -668,7 +650,7 @@
         <w:tabs>
           <w:tab w:val="right" w:pos="10800"/>
         </w:tabs>
-        <w:spacing w:before="30"/>
+        <w:spacing w:before="30" w:after="0"/>
       </w:pPr>
       <w:hyperlink r:id="rId14">
         <w:r>
@@ -680,7 +662,7 @@
             <w:color w:val="000000"/>
             <w:u w:val="single"/>
           </w:rPr>
-          <w:t>SOC Automation &amp; Threat Detection Lab</w:t>
+          <w:t>Vulnerability Scanner and Patch Prioritization Engine</w:t>
         </w:r>
       </w:hyperlink>
       <w:r>
@@ -698,7 +680,7 @@
           <w:sz w:val="19"/>
           <w:szCs w:val="19"/>
         </w:rPr>
-        <w:t>Python, Splunk, Wireshark, Nmap, MITRE ATT&amp;CK</w:t>
+        <w:t>Python, Bash, Nessus, OpenVAS, NVD API</w:t>
       </w:r>
     </w:p>
     <w:p>
@@ -708,16 +690,16 @@
           <w:ilvl w:val="0"/>
           <w:numId w:val="2"/>
         </w:numPr>
-        <w:spacing w:before="13" w:after="13"/>
-      </w:pPr>
-      <w:r>
-        <w:rPr>
-          <w:rFonts w:ascii="Source Sans Pro" w:eastAsia="Source Sans Pro" w:hAnsi="Source Sans Pro" w:cs="Source Sans Pro"/>
-          <w:color w:val="000000"/>
-          <w:sz w:val="19"/>
-          <w:szCs w:val="19"/>
-        </w:rPr>
-        <w:t>Deployed Splunk SIEM with SPL correlation searches for brute-force detection (index=* failed | stats count by src_ip), lateral movement, &amp; privilege escalation; mapped TTPs to MITRE ATT&amp;CK (T1110, T1078, T1059) &amp; wrote PICERL incident report.</w:t>
+        <w:spacing w:before="13" w:after="44"/>
+      </w:pPr>
+      <w:r>
+        <w:rPr>
+          <w:rFonts w:ascii="Source Sans Pro" w:eastAsia="Source Sans Pro" w:hAnsi="Source Sans Pro" w:cs="Source Sans Pro"/>
+          <w:color w:val="000000"/>
+          <w:sz w:val="19"/>
+          <w:szCs w:val="19"/>
+        </w:rPr>
+        <w:t>Developed automated vulnerability assessment pipeline integrating Nessus and OpenVAS APIs in Python, generating CVE reports with CVSS severity and EPSS scoring from FIRST.org API.</w:t>
       </w:r>
     </w:p>
     <w:p>
@@ -727,16 +709,16 @@
           <w:ilvl w:val="0"/>
           <w:numId w:val="2"/>
         </w:numPr>
-        <w:spacing w:before="13" w:after="13"/>
-      </w:pPr>
-      <w:r>
-        <w:rPr>
-          <w:rFonts w:ascii="Source Sans Pro" w:eastAsia="Source Sans Pro" w:hAnsi="Source Sans Pro" w:cs="Source Sans Pro"/>
-          <w:color w:val="000000"/>
-          <w:sz w:val="19"/>
-          <w:szCs w:val="19"/>
-        </w:rPr>
-        <w:t>Built automated SOAR-style detection pipeline: Python script ingests Splunk alerts, runs IOC enrichment via VirusTotal API, &amp; dispatches Telegram notifications with severity classification — reducing mean time to triage by automating repetitive L1 tasks.</w:t>
+        <w:spacing w:before="13" w:after="44"/>
+      </w:pPr>
+      <w:r>
+        <w:rPr>
+          <w:rFonts w:ascii="Source Sans Pro" w:eastAsia="Source Sans Pro" w:hAnsi="Source Sans Pro" w:cs="Source Sans Pro"/>
+          <w:color w:val="000000"/>
+          <w:sz w:val="19"/>
+          <w:szCs w:val="19"/>
+        </w:rPr>
+        <w:t>Developed OWASP Top 10 automated web checker to detect injection, auth, and SSRF vulnerabilities via crafted HTTP requests, documenting SQL injection remediation.</w:t>
       </w:r>
     </w:p>
     <w:p>
@@ -746,16 +728,16 @@
           <w:ilvl w:val="0"/>
           <w:numId w:val="2"/>
         </w:numPr>
-        <w:spacing w:before="13" w:after="13"/>
-      </w:pPr>
-      <w:r>
-        <w:rPr>
-          <w:rFonts w:ascii="Source Sans Pro" w:eastAsia="Source Sans Pro" w:hAnsi="Source Sans Pro" w:cs="Source Sans Pro"/>
-          <w:color w:val="000000"/>
-          <w:sz w:val="19"/>
-          <w:szCs w:val="19"/>
-        </w:rPr>
-        <w:t>Converted detection logic to Sigma rules (vendor-neutral format used by enterprise SOCs); performed TCP/IP analysis in Wireshark to detect SYN scans, DNS tunnelling, &amp; plaintext credential exposure on unencrypted sessions.</w:t>
+        <w:spacing w:before="13" w:after="44"/>
+      </w:pPr>
+      <w:r>
+        <w:rPr>
+          <w:rFonts w:ascii="Source Sans Pro" w:eastAsia="Source Sans Pro" w:hAnsi="Source Sans Pro" w:cs="Source Sans Pro"/>
+          <w:color w:val="000000"/>
+          <w:sz w:val="19"/>
+          <w:szCs w:val="19"/>
+        </w:rPr>
+        <w:t>Automated scan scheduling via Bash and cron; built delta-scan logic for CVE flagging and remediation SLA deadlines (Critical=24hrs, High=7 days, Medium=30 days).</w:t>
       </w:r>
     </w:p>
     <w:p>
@@ -763,7 +745,7 @@
         <w:pBdr>
           <w:bottom w:val="single" w:sz="6" w:space="1" w:color="000000"/>
         </w:pBdr>
-        <w:spacing w:before="155" w:after="52"/>
+        <w:spacing w:before="35" w:after="35"/>
         <w:rPr>
           <w:rFonts w:ascii="Source Sans Pro" w:eastAsia="Source Sans Pro" w:hAnsi="Source Sans Pro" w:cs="Source Sans Pro"/>
           <w:b/>
@@ -779,7 +761,7 @@
         <w:pBdr>
           <w:bottom w:val="single" w:sz="6" w:space="1" w:color="000000"/>
         </w:pBdr>
-        <w:spacing w:before="155" w:after="52"/>
+        <w:spacing w:before="158" w:after="0"/>
       </w:pPr>
       <w:r>
         <w:rPr>
@@ -795,7 +777,7 @@
     </w:p>
     <w:p>
       <w:pPr>
-        <w:spacing w:before="24" w:after="24"/>
+        <w:spacing w:before="59" w:after="59"/>
       </w:pPr>
       <w:r>
         <w:rPr>
@@ -804,20 +786,20 @@
           <w:sz w:val="19"/>
           <w:szCs w:val="19"/>
         </w:rPr>
-        <w:t xml:space="preserve">SOC Operations: </w:t>
-      </w:r>
-      <w:r>
-        <w:rPr>
-          <w:rFonts w:ascii="Source Sans Pro" w:eastAsia="Source Sans Pro" w:hAnsi="Source Sans Pro" w:cs="Source Sans Pro"/>
-          <w:sz w:val="19"/>
-          <w:szCs w:val="19"/>
-        </w:rPr>
-        <w:t>GRC compliance monitoring, control testing, audit documentation, risk assessment, RCSA basics, vendor risk</w:t>
-      </w:r>
-    </w:p>
-    <w:p>
-      <w:pPr>
-        <w:spacing w:before="24" w:after="24"/>
+        <w:t xml:space="preserve">GRC &amp; Compliance: </w:t>
+      </w:r>
+      <w:r>
+        <w:rPr>
+          <w:rFonts w:ascii="Source Sans Pro" w:eastAsia="Source Sans Pro" w:hAnsi="Source Sans Pro" w:cs="Source Sans Pro"/>
+          <w:sz w:val="19"/>
+          <w:szCs w:val="19"/>
+        </w:rPr>
+        <w:t>NIST CSF, ISO 27001, PCI-DSS, GDPR/PDPB, SOX/ITGC, compliance monitoring</w:t>
+      </w:r>
+    </w:p>
+    <w:p>
+      <w:pPr>
+        <w:spacing w:before="59" w:after="59"/>
       </w:pPr>
       <w:r>
         <w:rPr>
@@ -826,20 +808,20 @@
           <w:sz w:val="19"/>
           <w:szCs w:val="19"/>
         </w:rPr>
-        <w:t xml:space="preserve">SIEM &amp; Monitoring: </w:t>
-      </w:r>
-      <w:r>
-        <w:rPr>
-          <w:rFonts w:ascii="Source Sans Pro" w:eastAsia="Source Sans Pro" w:hAnsi="Source Sans Pro" w:cs="Source Sans Pro"/>
-          <w:sz w:val="19"/>
-          <w:szCs w:val="19"/>
-        </w:rPr>
-        <w:t>ISO 27001 (concepts), NIST CSF, PCI-DSS, GDPR/PDPB, SOX/ITGC basics, compliance gap analysis</w:t>
-      </w:r>
-    </w:p>
-    <w:p>
-      <w:pPr>
-        <w:spacing w:before="24" w:after="24"/>
+        <w:t xml:space="preserve">Risk &amp; Audit: </w:t>
+      </w:r>
+      <w:r>
+        <w:rPr>
+          <w:rFonts w:ascii="Source Sans Pro" w:eastAsia="Source Sans Pro" w:hAnsi="Source Sans Pro" w:cs="Source Sans Pro"/>
+          <w:sz w:val="19"/>
+          <w:szCs w:val="19"/>
+        </w:rPr>
+        <w:t>Risk assessment, control testing, audit documentation, vendor risk, RCSA basics</w:t>
+      </w:r>
+    </w:p>
+    <w:p>
+      <w:pPr>
+        <w:spacing w:before="59" w:after="59"/>
       </w:pPr>
       <w:r>
         <w:rPr>
@@ -848,20 +830,20 @@
           <w:sz w:val="19"/>
           <w:szCs w:val="19"/>
         </w:rPr>
-        <w:t xml:space="preserve">Threat Intelligence: </w:t>
-      </w:r>
-      <w:r>
-        <w:rPr>
-          <w:rFonts w:ascii="Source Sans Pro" w:eastAsia="Source Sans Pro" w:hAnsi="Source Sans Pro" w:cs="Source Sans Pro"/>
-          <w:sz w:val="19"/>
-          <w:szCs w:val="19"/>
-        </w:rPr>
-        <w:t>Transaction monitoring, AML typologies, KYC/CDD, sanctions screening, financial crime indicators</w:t>
-      </w:r>
-    </w:p>
-    <w:p>
-      <w:pPr>
-        <w:spacing w:before="24" w:after="24"/>
+        <w:t xml:space="preserve">Fraud &amp; AML: </w:t>
+      </w:r>
+      <w:r>
+        <w:rPr>
+          <w:rFonts w:ascii="Source Sans Pro" w:eastAsia="Source Sans Pro" w:hAnsi="Source Sans Pro" w:cs="Source Sans Pro"/>
+          <w:sz w:val="19"/>
+          <w:szCs w:val="19"/>
+        </w:rPr>
+        <w:t>Transaction monitoring, AML typologies, KYC/CDD, sanctions screening</w:t>
+      </w:r>
+    </w:p>
+    <w:p>
+      <w:pPr>
+        <w:spacing w:before="59" w:after="59"/>
       </w:pPr>
       <w:r>
         <w:rPr>
@@ -870,20 +852,20 @@
           <w:sz w:val="19"/>
           <w:szCs w:val="19"/>
         </w:rPr>
-        <w:t xml:space="preserve">Systems &amp; Networking: </w:t>
-      </w:r>
-      <w:r>
-        <w:rPr>
-          <w:rFonts w:ascii="Source Sans Pro" w:eastAsia="Source Sans Pro" w:hAnsi="Source Sans Pro" w:cs="Source Sans Pro"/>
-          <w:sz w:val="19"/>
-          <w:szCs w:val="19"/>
-        </w:rPr>
-        <w:t>Windows internals, Linux fundamentals, Python, Excel (pivot, VLOOKUP), SQL (basic), TCP/IP basics</w:t>
-      </w:r>
-    </w:p>
-    <w:p>
-      <w:pPr>
-        <w:spacing w:before="24" w:after="24"/>
+        <w:t xml:space="preserve">Systems &amp; Tools: </w:t>
+      </w:r>
+      <w:r>
+        <w:rPr>
+          <w:rFonts w:ascii="Source Sans Pro" w:eastAsia="Source Sans Pro" w:hAnsi="Source Sans Pro" w:cs="Source Sans Pro"/>
+          <w:sz w:val="19"/>
+          <w:szCs w:val="19"/>
+        </w:rPr>
+        <w:t>Windows internals, Linux fundamentals, Python, Excel, SQL (basic), TCP/IP basics</w:t>
+      </w:r>
+    </w:p>
+    <w:p>
+      <w:pPr>
+        <w:spacing w:before="59" w:after="59"/>
       </w:pPr>
       <w:r>
         <w:rPr>
@@ -892,15 +874,15 @@
           <w:sz w:val="19"/>
           <w:szCs w:val="19"/>
         </w:rPr>
-        <w:t xml:space="preserve">Automation: </w:t>
-      </w:r>
-      <w:r>
-        <w:rPr>
-          <w:rFonts w:ascii="Source Sans Pro" w:eastAsia="Source Sans Pro" w:hAnsi="Source Sans Pro" w:cs="Source Sans Pro"/>
-          <w:sz w:val="19"/>
-          <w:szCs w:val="19"/>
-        </w:rPr>
-        <w:t>MITRE ATT&amp;CK, OWASP Top 10, Incident Response (PICERL), audit trail documentation</w:t>
+        <w:t xml:space="preserve">Frameworks: </w:t>
+      </w:r>
+      <w:r>
+        <w:rPr>
+          <w:rFonts w:ascii="Source Sans Pro" w:eastAsia="Source Sans Pro" w:hAnsi="Source Sans Pro" w:cs="Source Sans Pro"/>
+          <w:sz w:val="19"/>
+          <w:szCs w:val="19"/>
+        </w:rPr>
+        <w:t>MITRE ATT&amp;CK, OWASP Top 10, Incident Response (PICERL), audit trail documentation, Investigation</w:t>
       </w:r>
     </w:p>
     <w:p>
@@ -908,7 +890,7 @@
         <w:pBdr>
           <w:bottom w:val="single" w:sz="6" w:space="1" w:color="000000"/>
         </w:pBdr>
-        <w:spacing w:before="155" w:after="52"/>
+        <w:spacing w:before="35" w:after="35"/>
         <w:rPr>
           <w:rFonts w:ascii="Source Sans Pro" w:eastAsia="Source Sans Pro" w:hAnsi="Source Sans Pro" w:cs="Source Sans Pro"/>
           <w:b/>
@@ -924,7 +906,7 @@
         <w:pBdr>
           <w:bottom w:val="single" w:sz="6" w:space="1" w:color="000000"/>
         </w:pBdr>
-        <w:spacing w:before="155" w:after="52"/>
+        <w:spacing w:before="158" w:after="0"/>
       </w:pPr>
       <w:r>
         <w:rPr>
@@ -945,7 +927,7 @@
           <w:ilvl w:val="0"/>
           <w:numId w:val="2"/>
         </w:numPr>
-        <w:spacing w:before="13" w:after="13"/>
+        <w:spacing w:before="13" w:after="44"/>
       </w:pPr>
       <w:r>
         <w:rPr>
@@ -964,7 +946,7 @@
           <w:ilvl w:val="0"/>
           <w:numId w:val="2"/>
         </w:numPr>
-        <w:spacing w:before="13" w:after="13"/>
+        <w:spacing w:before="13" w:after="44"/>
       </w:pPr>
       <w:r>
         <w:rPr>
